--- a/DSAI4204 project report.docx
+++ b/DSAI4204 project report.docx
@@ -35,24 +35,34 @@
           <w:sz w:val="32"/>
           <w:szCs w:val="32"/>
         </w:rPr>
-        <w:t>Group Name: I_Want_A_Plus</w:t>
-      </w:r>
-    </w:p>
-    <w:p>
-      <w:pPr>
-        <w:jc w:val="center"/>
-        <w:rPr>
-          <w:rFonts w:ascii="Arial" w:hAnsi="Arial" w:cs="Arial"/>
-          <w:sz w:val="24"/>
-          <w:szCs w:val="24"/>
-        </w:rPr>
-      </w:pPr>
+        <w:t xml:space="preserve">Group Name: </w:t>
+      </w:r>
+      <w:proofErr w:type="spellStart"/>
       <w:r>
         <w:rPr>
           <w:rFonts w:ascii="Arial" w:hAnsi="Arial" w:cs="Arial"/>
           <w:sz w:val="32"/>
           <w:szCs w:val="32"/>
         </w:rPr>
+        <w:t>I_Want_A_Plus</w:t>
+      </w:r>
+      <w:proofErr w:type="spellEnd"/>
+    </w:p>
+    <w:p>
+      <w:pPr>
+        <w:jc w:val="center"/>
+        <w:rPr>
+          <w:rFonts w:ascii="Arial" w:hAnsi="Arial" w:cs="Arial"/>
+          <w:sz w:val="24"/>
+          <w:szCs w:val="24"/>
+        </w:rPr>
+      </w:pPr>
+      <w:r>
+        <w:rPr>
+          <w:rFonts w:ascii="Arial" w:hAnsi="Arial" w:cs="Arial"/>
+          <w:sz w:val="32"/>
+          <w:szCs w:val="32"/>
+        </w:rPr>
         <w:br/>
       </w:r>
       <w:r>
@@ -125,6 +135,13 @@
           <w:szCs w:val="24"/>
         </w:rPr>
         <w:tab/>
+      </w:r>
+      <w:r>
+        <w:rPr>
+          <w:rFonts w:ascii="Arial" w:hAnsi="Arial" w:cs="Arial"/>
+          <w:sz w:val="24"/>
+          <w:szCs w:val="24"/>
+        </w:rPr>
         <w:t xml:space="preserve">This report consists of two </w:t>
       </w:r>
       <w:r>
@@ -135,14 +152,1328 @@
         </w:rPr>
         <w:t>parts, data preprocessing and fitting the features into house price.</w:t>
       </w:r>
-    </w:p>
-    <w:p>
-      <w:pPr>
-        <w:jc w:val="center"/>
+      <w:r>
+        <w:rPr>
+          <w:rFonts w:ascii="Arial" w:hAnsi="Arial" w:cs="Arial"/>
+          <w:sz w:val="24"/>
+          <w:szCs w:val="24"/>
+        </w:rPr>
+        <w:t xml:space="preserve"> We will outline our way to the solution in the report below.</w:t>
+      </w:r>
+    </w:p>
+    <w:p>
+      <w:pPr>
+        <w:rPr>
+          <w:rFonts w:ascii="Arial" w:hAnsi="Arial" w:cs="Arial"/>
+          <w:sz w:val="24"/>
+          <w:szCs w:val="24"/>
+        </w:rPr>
+      </w:pPr>
+    </w:p>
+    <w:p>
+      <w:pPr>
+        <w:pStyle w:val="ListParagraph"/>
+        <w:numPr>
+          <w:ilvl w:val="0"/>
+          <w:numId w:val="2"/>
+        </w:numPr>
+        <w:rPr>
+          <w:rFonts w:ascii="Arial" w:hAnsi="Arial" w:cs="Arial"/>
+          <w:b/>
+          <w:bCs/>
+          <w:sz w:val="24"/>
+          <w:szCs w:val="24"/>
+        </w:rPr>
+      </w:pPr>
+      <w:r>
+        <w:rPr>
+          <w:rFonts w:ascii="Arial" w:hAnsi="Arial" w:cs="Arial"/>
+          <w:b/>
+          <w:bCs/>
+          <w:sz w:val="24"/>
+          <w:szCs w:val="24"/>
+        </w:rPr>
+        <w:t>Data preprocessing and Feature Engineering</w:t>
+      </w:r>
+    </w:p>
+    <w:p>
+      <w:pPr>
+        <w:ind w:firstLine="360"/>
+        <w:rPr>
+          <w:rFonts w:ascii="Arial" w:hAnsi="Arial" w:cs="Arial"/>
+          <w:sz w:val="24"/>
+          <w:szCs w:val="24"/>
+        </w:rPr>
+      </w:pPr>
+      <w:r>
+        <w:rPr>
+          <w:rFonts w:ascii="Arial" w:hAnsi="Arial" w:cs="Arial"/>
+          <w:sz w:val="24"/>
+          <w:szCs w:val="24"/>
+        </w:rPr>
+        <w:t>First, we import data and check the size of the train data.</w:t>
+      </w:r>
+    </w:p>
+    <w:p>
+      <w:pPr>
+        <w:rPr>
+          <w:rFonts w:ascii="Arial" w:hAnsi="Arial" w:cs="Arial"/>
+          <w:sz w:val="24"/>
+          <w:szCs w:val="24"/>
+        </w:rPr>
+      </w:pPr>
+      <w:r>
+        <w:rPr>
+          <w:rFonts w:ascii="Arial" w:hAnsi="Arial" w:cs="Arial"/>
+          <w:sz w:val="24"/>
+          <w:szCs w:val="24"/>
+        </w:rPr>
+        <w:drawing>
+          <wp:inline distT="0" distB="0" distL="0" distR="0" wp14:anchorId="678092C4" wp14:editId="5D6D2B5F">
+            <wp:extent cx="3305175" cy="2916841"/>
+            <wp:effectExtent l="0" t="0" r="0" b="0"/>
+            <wp:docPr id="1" name="Picture 1"/>
+            <wp:cNvGraphicFramePr>
+              <a:graphicFrameLocks xmlns:a="http://schemas.openxmlformats.org/drawingml/2006/main" noChangeAspect="1"/>
+            </wp:cNvGraphicFramePr>
+            <a:graphic xmlns:a="http://schemas.openxmlformats.org/drawingml/2006/main">
+              <a:graphicData uri="http://schemas.openxmlformats.org/drawingml/2006/picture">
+                <pic:pic xmlns:pic="http://schemas.openxmlformats.org/drawingml/2006/picture">
+                  <pic:nvPicPr>
+                    <pic:cNvPr id="1" name=""/>
+                    <pic:cNvPicPr/>
+                  </pic:nvPicPr>
+                  <pic:blipFill rotWithShape="1">
+                    <a:blip r:embed="rId6"/>
+                    <a:srcRect r="60885"/>
+                    <a:stretch/>
+                  </pic:blipFill>
+                  <pic:spPr bwMode="auto">
+                    <a:xfrm>
+                      <a:off x="0" y="0"/>
+                      <a:ext cx="3311721" cy="2922618"/>
+                    </a:xfrm>
+                    <a:prstGeom prst="rect">
+                      <a:avLst/>
+                    </a:prstGeom>
+                    <a:ln>
+                      <a:noFill/>
+                    </a:ln>
+                    <a:extLst>
+                      <a:ext uri="{53640926-AAD7-44D8-BBD7-CCE9431645EC}">
+                        <a14:shadowObscured xmlns:a14="http://schemas.microsoft.com/office/drawing/2010/main"/>
+                      </a:ext>
+                    </a:extLst>
+                  </pic:spPr>
+                </pic:pic>
+              </a:graphicData>
+            </a:graphic>
+          </wp:inline>
+        </w:drawing>
+      </w:r>
+    </w:p>
+    <w:p>
+      <w:pPr>
+        <w:ind w:firstLine="720"/>
+        <w:rPr>
+          <w:rFonts w:ascii="Arial" w:hAnsi="Arial" w:cs="Arial"/>
+          <w:sz w:val="24"/>
+          <w:szCs w:val="24"/>
+        </w:rPr>
+      </w:pPr>
+      <w:r>
+        <w:rPr>
+          <w:rFonts w:ascii="Arial" w:hAnsi="Arial" w:cs="Arial"/>
+          <w:sz w:val="24"/>
+          <w:szCs w:val="24"/>
+        </w:rPr>
+        <w:t xml:space="preserve">We also check the data size. The train dataset has 1460 rows and 81 features including the target of regression, </w:t>
+      </w:r>
+      <w:r>
+        <w:rPr>
+          <w:rFonts w:ascii="Arial" w:hAnsi="Arial" w:cs="Arial"/>
+          <w:sz w:val="24"/>
+          <w:szCs w:val="24"/>
+        </w:rPr>
+        <w:t>‘</w:t>
+      </w:r>
+      <w:proofErr w:type="spellStart"/>
+      <w:r>
+        <w:rPr>
+          <w:rFonts w:ascii="Arial" w:hAnsi="Arial" w:cs="Arial"/>
+          <w:sz w:val="24"/>
+          <w:szCs w:val="24"/>
+        </w:rPr>
+        <w:t>SalePrice</w:t>
+      </w:r>
+      <w:proofErr w:type="spellEnd"/>
+      <w:r>
+        <w:rPr>
+          <w:rFonts w:ascii="Arial" w:hAnsi="Arial" w:cs="Arial"/>
+          <w:sz w:val="24"/>
+          <w:szCs w:val="24"/>
+        </w:rPr>
+        <w:t>’</w:t>
+      </w:r>
+      <w:r>
+        <w:rPr>
+          <w:rFonts w:ascii="Arial" w:hAnsi="Arial" w:cs="Arial"/>
+          <w:sz w:val="24"/>
+          <w:szCs w:val="24"/>
+        </w:rPr>
+        <w:t xml:space="preserve">. </w:t>
+      </w:r>
+      <w:proofErr w:type="gramStart"/>
+      <w:r>
+        <w:rPr>
+          <w:rFonts w:ascii="Arial" w:hAnsi="Arial" w:cs="Arial"/>
+          <w:sz w:val="24"/>
+          <w:szCs w:val="24"/>
+        </w:rPr>
+        <w:t>So</w:t>
+      </w:r>
+      <w:proofErr w:type="gramEnd"/>
+      <w:r>
+        <w:rPr>
+          <w:rFonts w:ascii="Arial" w:hAnsi="Arial" w:cs="Arial"/>
+          <w:sz w:val="24"/>
+          <w:szCs w:val="24"/>
+        </w:rPr>
+        <w:t xml:space="preserve"> there are 80 features.</w:t>
+      </w:r>
+    </w:p>
+    <w:p>
+      <w:pPr>
+        <w:ind w:firstLine="720"/>
+        <w:rPr>
+          <w:rFonts w:ascii="Arial" w:hAnsi="Arial" w:cs="Arial"/>
+          <w:sz w:val="24"/>
+          <w:szCs w:val="24"/>
+        </w:rPr>
+      </w:pPr>
+      <w:r>
+        <w:rPr>
+          <w:rFonts w:ascii="Arial" w:hAnsi="Arial" w:cs="Arial"/>
+          <w:sz w:val="24"/>
+          <w:szCs w:val="24"/>
+        </w:rPr>
+        <w:t xml:space="preserve">Then, we checked the number of missing data in each column. There are several columns with </w:t>
+      </w:r>
+      <w:r>
+        <w:rPr>
+          <w:rFonts w:ascii="Arial" w:hAnsi="Arial" w:cs="Arial"/>
+          <w:sz w:val="24"/>
+          <w:szCs w:val="24"/>
+        </w:rPr>
+        <w:t xml:space="preserve">NA, but some NA has meaning. We divided the features into there is meaning in NA and no meaning in NA. </w:t>
+      </w:r>
+    </w:p>
+    <w:p>
+      <w:pPr>
+        <w:rPr>
+          <w:rFonts w:ascii="Arial" w:hAnsi="Arial" w:cs="Arial"/>
+          <w:sz w:val="24"/>
+          <w:szCs w:val="24"/>
+        </w:rPr>
+      </w:pPr>
+      <w:r>
+        <w:rPr>
+          <w:rFonts w:ascii="Arial" w:hAnsi="Arial" w:cs="Arial"/>
+          <w:sz w:val="24"/>
+          <w:szCs w:val="24"/>
+        </w:rPr>
+        <w:lastRenderedPageBreak/>
+        <w:drawing>
+          <wp:inline distT="0" distB="0" distL="0" distR="0" wp14:anchorId="61F6922A" wp14:editId="558EC5E1">
+            <wp:extent cx="5943600" cy="1685290"/>
+            <wp:effectExtent l="0" t="0" r="0" b="0"/>
+            <wp:docPr id="2" name="Picture 2"/>
+            <wp:cNvGraphicFramePr>
+              <a:graphicFrameLocks xmlns:a="http://schemas.openxmlformats.org/drawingml/2006/main" noChangeAspect="1"/>
+            </wp:cNvGraphicFramePr>
+            <a:graphic xmlns:a="http://schemas.openxmlformats.org/drawingml/2006/main">
+              <a:graphicData uri="http://schemas.openxmlformats.org/drawingml/2006/picture">
+                <pic:pic xmlns:pic="http://schemas.openxmlformats.org/drawingml/2006/picture">
+                  <pic:nvPicPr>
+                    <pic:cNvPr id="1" name=""/>
+                    <pic:cNvPicPr/>
+                  </pic:nvPicPr>
+                  <pic:blipFill>
+                    <a:blip r:embed="rId7"/>
+                    <a:stretch>
+                      <a:fillRect/>
+                    </a:stretch>
+                  </pic:blipFill>
+                  <pic:spPr>
+                    <a:xfrm>
+                      <a:off x="0" y="0"/>
+                      <a:ext cx="5943600" cy="1685290"/>
+                    </a:xfrm>
+                    <a:prstGeom prst="rect">
+                      <a:avLst/>
+                    </a:prstGeom>
+                  </pic:spPr>
+                </pic:pic>
+              </a:graphicData>
+            </a:graphic>
+          </wp:inline>
+        </w:drawing>
+      </w:r>
+    </w:p>
+    <w:p>
+      <w:pPr>
+        <w:ind w:firstLine="720"/>
+        <w:rPr>
+          <w:rFonts w:ascii="Arial" w:hAnsi="Arial" w:cs="Arial"/>
+          <w:sz w:val="24"/>
+          <w:szCs w:val="24"/>
+        </w:rPr>
+      </w:pPr>
+      <w:r>
+        <w:rPr>
+          <w:rFonts w:ascii="Arial" w:hAnsi="Arial" w:cs="Arial"/>
+          <w:sz w:val="24"/>
+          <w:szCs w:val="24"/>
+        </w:rPr>
+        <w:t>There are only 5 columns of missing data that needs imputing. Additionally, The Utilities feature only have one non-NA value, so we dropped that column.</w:t>
+      </w:r>
+    </w:p>
+    <w:p>
+      <w:pPr>
+        <w:rPr>
+          <w:rFonts w:ascii="Arial" w:hAnsi="Arial" w:cs="Arial"/>
+          <w:sz w:val="24"/>
+          <w:szCs w:val="24"/>
+        </w:rPr>
+      </w:pPr>
+      <w:r>
+        <w:rPr>
+          <w:rFonts w:ascii="Arial" w:hAnsi="Arial" w:cs="Arial"/>
+          <w:sz w:val="24"/>
+          <w:szCs w:val="24"/>
+        </w:rPr>
+        <w:tab/>
+        <w:t xml:space="preserve">Now, we </w:t>
+      </w:r>
+      <w:r>
+        <w:rPr>
+          <w:rFonts w:ascii="Arial" w:hAnsi="Arial" w:cs="Arial"/>
+          <w:sz w:val="24"/>
+          <w:szCs w:val="24"/>
+        </w:rPr>
+        <w:t xml:space="preserve">should impute the missing data, but transforming the categorical data into </w:t>
+      </w:r>
+      <w:r>
+        <w:rPr>
+          <w:rFonts w:ascii="Arial" w:hAnsi="Arial" w:cs="Arial"/>
+          <w:sz w:val="24"/>
+          <w:szCs w:val="24"/>
+        </w:rPr>
+        <w:t xml:space="preserve">numerical categories should help imputation, so we divide the categorical features into categorical and ordinal data types. We divide based on the feature description. </w:t>
+      </w:r>
+    </w:p>
+    <w:p>
+      <w:pPr>
+        <w:ind w:firstLine="720"/>
         <w:rPr>
           <w:rFonts w:cstheme="minorHAnsi"/>
         </w:rPr>
       </w:pPr>
+      <w:r>
+        <w:rPr>
+          <w:rFonts w:ascii="Arial" w:hAnsi="Arial" w:cs="Arial"/>
+          <w:sz w:val="24"/>
+          <w:szCs w:val="24"/>
+        </w:rPr>
+        <w:t>For categorical features with NA value (‘</w:t>
+      </w:r>
+      <w:proofErr w:type="spellStart"/>
+      <w:r>
+        <w:rPr>
+          <w:rFonts w:ascii="Arial" w:hAnsi="Arial" w:cs="Arial"/>
+          <w:sz w:val="24"/>
+          <w:szCs w:val="24"/>
+        </w:rPr>
+        <w:t>MasVnrType</w:t>
+      </w:r>
+      <w:proofErr w:type="spellEnd"/>
+      <w:r>
+        <w:rPr>
+          <w:rFonts w:ascii="Arial" w:hAnsi="Arial" w:cs="Arial"/>
+          <w:sz w:val="24"/>
+          <w:szCs w:val="24"/>
+        </w:rPr>
+        <w:t xml:space="preserve">’ and ’Electrical’), we impute the </w:t>
+      </w:r>
+      <w:r>
+        <w:rPr>
+          <w:rFonts w:ascii="Arial" w:hAnsi="Arial" w:cs="Arial"/>
+          <w:sz w:val="24"/>
+          <w:szCs w:val="24"/>
+        </w:rPr>
+        <w:t>missing data in these two features with the most frequent value.</w:t>
+      </w:r>
+      <w:r>
+        <w:rPr>
+          <w:rFonts w:cstheme="minorHAnsi"/>
+        </w:rPr>
+        <w:tab/>
+      </w:r>
+    </w:p>
+    <w:p>
+      <w:pPr>
+        <w:rPr>
+          <w:rFonts w:ascii="Arial" w:hAnsi="Arial" w:cs="Arial"/>
+          <w:sz w:val="24"/>
+          <w:szCs w:val="24"/>
+        </w:rPr>
+      </w:pPr>
+      <w:r>
+        <w:rPr>
+          <w:rFonts w:cstheme="minorHAnsi"/>
+        </w:rPr>
+        <w:drawing>
+          <wp:inline distT="0" distB="0" distL="0" distR="0" wp14:anchorId="1C560727" wp14:editId="2B5D1FF0">
+            <wp:extent cx="5706271" cy="1028844"/>
+            <wp:effectExtent l="0" t="0" r="0" b="0"/>
+            <wp:docPr id="3" name="Picture 3"/>
+            <wp:cNvGraphicFramePr>
+              <a:graphicFrameLocks xmlns:a="http://schemas.openxmlformats.org/drawingml/2006/main" noChangeAspect="1"/>
+            </wp:cNvGraphicFramePr>
+            <a:graphic xmlns:a="http://schemas.openxmlformats.org/drawingml/2006/main">
+              <a:graphicData uri="http://schemas.openxmlformats.org/drawingml/2006/picture">
+                <pic:pic xmlns:pic="http://schemas.openxmlformats.org/drawingml/2006/picture">
+                  <pic:nvPicPr>
+                    <pic:cNvPr id="1" name=""/>
+                    <pic:cNvPicPr/>
+                  </pic:nvPicPr>
+                  <pic:blipFill>
+                    <a:blip r:embed="rId8"/>
+                    <a:stretch>
+                      <a:fillRect/>
+                    </a:stretch>
+                  </pic:blipFill>
+                  <pic:spPr>
+                    <a:xfrm>
+                      <a:off x="0" y="0"/>
+                      <a:ext cx="5706271" cy="1028844"/>
+                    </a:xfrm>
+                    <a:prstGeom prst="rect">
+                      <a:avLst/>
+                    </a:prstGeom>
+                  </pic:spPr>
+                </pic:pic>
+              </a:graphicData>
+            </a:graphic>
+          </wp:inline>
+        </w:drawing>
+      </w:r>
+    </w:p>
+    <w:p>
+      <w:pPr>
+        <w:rPr>
+          <w:noProof/>
+        </w:rPr>
+      </w:pPr>
+      <w:r>
+        <w:rPr>
+          <w:rFonts w:ascii="Arial" w:hAnsi="Arial" w:cs="Arial"/>
+          <w:sz w:val="24"/>
+          <w:szCs w:val="24"/>
+        </w:rPr>
+        <w:tab/>
+        <w:t>We use frequency encoder to transform categorical features with more than 4 values and one-hot encoder for categorical features with 4 or less values.</w:t>
+      </w:r>
+      <w:r>
+        <w:rPr>
+          <w:noProof/>
+        </w:rPr>
+        <w:t xml:space="preserve"> </w:t>
+      </w:r>
+    </w:p>
+    <w:p>
+      <w:pPr>
+        <w:rPr>
+          <w:noProof/>
+        </w:rPr>
+      </w:pPr>
+      <w:r>
+        <w:rPr>
+          <w:noProof/>
+        </w:rPr>
+        <w:tab/>
+      </w:r>
+    </w:p>
+    <w:p>
+      <w:pPr>
+        <w:rPr>
+          <w:noProof/>
+        </w:rPr>
+      </w:pPr>
+      <w:r>
+        <w:rPr>
+          <w:noProof/>
+        </w:rPr>
+        <w:drawing>
+          <wp:inline distT="0" distB="0" distL="0" distR="0" wp14:anchorId="648916A0" wp14:editId="7A35D615">
+            <wp:extent cx="4706007" cy="2486372"/>
+            <wp:effectExtent l="0" t="0" r="0" b="9525"/>
+            <wp:docPr id="7" name="Picture 7"/>
+            <wp:cNvGraphicFramePr>
+              <a:graphicFrameLocks xmlns:a="http://schemas.openxmlformats.org/drawingml/2006/main" noChangeAspect="1"/>
+            </wp:cNvGraphicFramePr>
+            <a:graphic xmlns:a="http://schemas.openxmlformats.org/drawingml/2006/main">
+              <a:graphicData uri="http://schemas.openxmlformats.org/drawingml/2006/picture">
+                <pic:pic xmlns:pic="http://schemas.openxmlformats.org/drawingml/2006/picture">
+                  <pic:nvPicPr>
+                    <pic:cNvPr id="1" name=""/>
+                    <pic:cNvPicPr/>
+                  </pic:nvPicPr>
+                  <pic:blipFill>
+                    <a:blip r:embed="rId9"/>
+                    <a:stretch>
+                      <a:fillRect/>
+                    </a:stretch>
+                  </pic:blipFill>
+                  <pic:spPr>
+                    <a:xfrm>
+                      <a:off x="0" y="0"/>
+                      <a:ext cx="4706007" cy="2486372"/>
+                    </a:xfrm>
+                    <a:prstGeom prst="rect">
+                      <a:avLst/>
+                    </a:prstGeom>
+                  </pic:spPr>
+                </pic:pic>
+              </a:graphicData>
+            </a:graphic>
+          </wp:inline>
+        </w:drawing>
+      </w:r>
+    </w:p>
+    <w:p>
+      <w:pPr>
+        <w:rPr>
+          <w:rFonts w:ascii="Arial" w:hAnsi="Arial" w:cs="Arial"/>
+          <w:noProof/>
+          <w:sz w:val="24"/>
+          <w:szCs w:val="24"/>
+        </w:rPr>
+      </w:pPr>
+      <w:r>
+        <w:rPr>
+          <w:noProof/>
+        </w:rPr>
+        <w:lastRenderedPageBreak/>
+        <w:tab/>
+      </w:r>
+      <w:r>
+        <w:rPr>
+          <w:rFonts w:ascii="Arial" w:hAnsi="Arial" w:cs="Arial"/>
+          <w:noProof/>
+          <w:sz w:val="24"/>
+          <w:szCs w:val="24"/>
+        </w:rPr>
+        <w:t>For features with ordinal data types,</w:t>
+      </w:r>
+      <w:r>
+        <w:rPr>
+          <w:rFonts w:ascii="Arial" w:hAnsi="Arial" w:cs="Arial"/>
+          <w:noProof/>
+          <w:sz w:val="24"/>
+          <w:szCs w:val="24"/>
+        </w:rPr>
+        <w:t xml:space="preserve"> we use ordinal encoder to change the catagorical values into numeric values.</w:t>
+      </w:r>
+    </w:p>
+    <w:p>
+      <w:pPr>
+        <w:rPr>
+          <w:rFonts w:ascii="Arial" w:hAnsi="Arial" w:cs="Arial"/>
+          <w:noProof/>
+          <w:sz w:val="24"/>
+          <w:szCs w:val="24"/>
+        </w:rPr>
+      </w:pPr>
+      <w:r>
+        <w:rPr>
+          <w:rFonts w:ascii="Arial" w:hAnsi="Arial" w:cs="Arial"/>
+          <w:sz w:val="24"/>
+          <w:szCs w:val="24"/>
+        </w:rPr>
+        <w:drawing>
+          <wp:inline distT="0" distB="0" distL="0" distR="0" wp14:anchorId="1341E76D" wp14:editId="625805D4">
+            <wp:extent cx="4782217" cy="2457793"/>
+            <wp:effectExtent l="0" t="0" r="0" b="0"/>
+            <wp:docPr id="6" name="Picture 6"/>
+            <wp:cNvGraphicFramePr>
+              <a:graphicFrameLocks xmlns:a="http://schemas.openxmlformats.org/drawingml/2006/main" noChangeAspect="1"/>
+            </wp:cNvGraphicFramePr>
+            <a:graphic xmlns:a="http://schemas.openxmlformats.org/drawingml/2006/main">
+              <a:graphicData uri="http://schemas.openxmlformats.org/drawingml/2006/picture">
+                <pic:pic xmlns:pic="http://schemas.openxmlformats.org/drawingml/2006/picture">
+                  <pic:nvPicPr>
+                    <pic:cNvPr id="1" name=""/>
+                    <pic:cNvPicPr/>
+                  </pic:nvPicPr>
+                  <pic:blipFill>
+                    <a:blip r:embed="rId10"/>
+                    <a:stretch>
+                      <a:fillRect/>
+                    </a:stretch>
+                  </pic:blipFill>
+                  <pic:spPr>
+                    <a:xfrm>
+                      <a:off x="0" y="0"/>
+                      <a:ext cx="4782217" cy="2457793"/>
+                    </a:xfrm>
+                    <a:prstGeom prst="rect">
+                      <a:avLst/>
+                    </a:prstGeom>
+                  </pic:spPr>
+                </pic:pic>
+              </a:graphicData>
+            </a:graphic>
+          </wp:inline>
+        </w:drawing>
+      </w:r>
+    </w:p>
+    <w:p>
+      <w:pPr>
+        <w:rPr>
+          <w:noProof/>
+        </w:rPr>
+      </w:pPr>
+      <w:r>
+        <w:rPr>
+          <w:rFonts w:ascii="Arial" w:hAnsi="Arial" w:cs="Arial"/>
+          <w:noProof/>
+          <w:sz w:val="24"/>
+          <w:szCs w:val="24"/>
+        </w:rPr>
+        <w:tab/>
+        <w:t>After changing all the data into numerical data for regression, we have to deal with the missing data</w:t>
+      </w:r>
+      <w:r>
+        <w:rPr>
+          <w:rFonts w:ascii="Arial" w:hAnsi="Arial" w:cs="Arial"/>
+          <w:noProof/>
+          <w:sz w:val="24"/>
+          <w:szCs w:val="24"/>
+        </w:rPr>
+        <w:t xml:space="preserve"> for the other 3 features. We use knn algorithm to impute the missing data for this 3 feature columns.</w:t>
+      </w:r>
+      <w:r>
+        <w:rPr>
+          <w:noProof/>
+        </w:rPr>
+        <w:t xml:space="preserve"> </w:t>
+      </w:r>
+      <w:r>
+        <w:rPr>
+          <w:rFonts w:ascii="Arial" w:hAnsi="Arial" w:cs="Arial"/>
+          <w:noProof/>
+          <w:sz w:val="24"/>
+          <w:szCs w:val="24"/>
+        </w:rPr>
+        <w:drawing>
+          <wp:inline distT="0" distB="0" distL="0" distR="0" wp14:anchorId="47B7F2D0" wp14:editId="76EAF41E">
+            <wp:extent cx="5639587" cy="847843"/>
+            <wp:effectExtent l="0" t="0" r="0" b="9525"/>
+            <wp:docPr id="8" name="Picture 8"/>
+            <wp:cNvGraphicFramePr>
+              <a:graphicFrameLocks xmlns:a="http://schemas.openxmlformats.org/drawingml/2006/main" noChangeAspect="1"/>
+            </wp:cNvGraphicFramePr>
+            <a:graphic xmlns:a="http://schemas.openxmlformats.org/drawingml/2006/main">
+              <a:graphicData uri="http://schemas.openxmlformats.org/drawingml/2006/picture">
+                <pic:pic xmlns:pic="http://schemas.openxmlformats.org/drawingml/2006/picture">
+                  <pic:nvPicPr>
+                    <pic:cNvPr id="1" name=""/>
+                    <pic:cNvPicPr/>
+                  </pic:nvPicPr>
+                  <pic:blipFill>
+                    <a:blip r:embed="rId11"/>
+                    <a:stretch>
+                      <a:fillRect/>
+                    </a:stretch>
+                  </pic:blipFill>
+                  <pic:spPr>
+                    <a:xfrm>
+                      <a:off x="0" y="0"/>
+                      <a:ext cx="5639587" cy="847843"/>
+                    </a:xfrm>
+                    <a:prstGeom prst="rect">
+                      <a:avLst/>
+                    </a:prstGeom>
+                  </pic:spPr>
+                </pic:pic>
+              </a:graphicData>
+            </a:graphic>
+          </wp:inline>
+        </w:drawing>
+      </w:r>
+    </w:p>
+    <w:p>
+      <w:pPr>
+        <w:ind w:firstLine="720"/>
+        <w:rPr>
+          <w:rFonts w:ascii="Arial" w:hAnsi="Arial" w:cs="Arial"/>
+          <w:noProof/>
+          <w:sz w:val="24"/>
+          <w:szCs w:val="24"/>
+        </w:rPr>
+      </w:pPr>
+      <w:r>
+        <w:rPr>
+          <w:rFonts w:ascii="Arial" w:hAnsi="Arial" w:cs="Arial"/>
+          <w:noProof/>
+          <w:sz w:val="24"/>
+          <w:szCs w:val="24"/>
+        </w:rPr>
+        <w:t>The imputation of missing data is complete and now there are no missing values in the dataset.</w:t>
+      </w:r>
+      <w:r>
+        <w:rPr>
+          <w:rFonts w:ascii="Arial" w:hAnsi="Arial" w:cs="Arial"/>
+          <w:noProof/>
+          <w:sz w:val="24"/>
+          <w:szCs w:val="24"/>
+        </w:rPr>
+        <w:t xml:space="preserve"> </w:t>
+      </w:r>
+      <w:r>
+        <w:rPr>
+          <w:rFonts w:ascii="Arial" w:hAnsi="Arial" w:cs="Arial"/>
+          <w:noProof/>
+          <w:sz w:val="24"/>
+          <w:szCs w:val="24"/>
+        </w:rPr>
+        <w:t>The current number of features is 82, so we decided to combine the number of bathrooms, seperated in 4 columns, into one column</w:t>
+      </w:r>
+      <w:r>
+        <w:rPr>
+          <w:rFonts w:ascii="Arial" w:hAnsi="Arial" w:cs="Arial"/>
+          <w:noProof/>
+          <w:sz w:val="24"/>
+          <w:szCs w:val="24"/>
+        </w:rPr>
+        <w:t>.</w:t>
+      </w:r>
+      <w:r>
+        <w:rPr>
+          <w:rFonts w:ascii="Arial" w:hAnsi="Arial" w:cs="Arial"/>
+          <w:noProof/>
+          <w:sz w:val="24"/>
+          <w:szCs w:val="24"/>
+        </w:rPr>
+        <w:t xml:space="preserve"> This would reduce the number of features into 79.</w:t>
+      </w:r>
+      <w:r>
+        <w:rPr>
+          <w:noProof/>
+        </w:rPr>
+        <w:drawing>
+          <wp:inline distT="0" distB="0" distL="0" distR="0" wp14:anchorId="591F35B4" wp14:editId="345E67CC">
+            <wp:extent cx="5943600" cy="607060"/>
+            <wp:effectExtent l="0" t="0" r="0" b="2540"/>
+            <wp:docPr id="9" name="Picture 9"/>
+            <wp:cNvGraphicFramePr>
+              <a:graphicFrameLocks xmlns:a="http://schemas.openxmlformats.org/drawingml/2006/main" noChangeAspect="1"/>
+            </wp:cNvGraphicFramePr>
+            <a:graphic xmlns:a="http://schemas.openxmlformats.org/drawingml/2006/main">
+              <a:graphicData uri="http://schemas.openxmlformats.org/drawingml/2006/picture">
+                <pic:pic xmlns:pic="http://schemas.openxmlformats.org/drawingml/2006/picture">
+                  <pic:nvPicPr>
+                    <pic:cNvPr id="1" name=""/>
+                    <pic:cNvPicPr/>
+                  </pic:nvPicPr>
+                  <pic:blipFill>
+                    <a:blip r:embed="rId12"/>
+                    <a:stretch>
+                      <a:fillRect/>
+                    </a:stretch>
+                  </pic:blipFill>
+                  <pic:spPr>
+                    <a:xfrm>
+                      <a:off x="0" y="0"/>
+                      <a:ext cx="5943600" cy="607060"/>
+                    </a:xfrm>
+                    <a:prstGeom prst="rect">
+                      <a:avLst/>
+                    </a:prstGeom>
+                  </pic:spPr>
+                </pic:pic>
+              </a:graphicData>
+            </a:graphic>
+          </wp:inline>
+        </w:drawing>
+      </w:r>
+    </w:p>
+    <w:p>
+      <w:pPr>
+        <w:ind w:firstLine="720"/>
+        <w:rPr>
+          <w:rFonts w:ascii="Arial" w:hAnsi="Arial" w:cs="Arial"/>
+          <w:noProof/>
+          <w:sz w:val="24"/>
+          <w:szCs w:val="24"/>
+        </w:rPr>
+      </w:pPr>
+      <w:r>
+        <w:rPr>
+          <w:rFonts w:ascii="Arial" w:hAnsi="Arial" w:cs="Arial"/>
+          <w:noProof/>
+          <w:sz w:val="24"/>
+          <w:szCs w:val="24"/>
+        </w:rPr>
+        <w:t>Finally, we tried to combine more columns into one, but we cannot find columns that are similar enough to reduce the features, so the post-processing dataset will have 79 feature columns.</w:t>
+      </w:r>
+    </w:p>
+    <w:p>
+      <w:pPr>
+        <w:ind w:firstLine="720"/>
+        <w:rPr>
+          <w:rFonts w:ascii="Arial" w:hAnsi="Arial" w:cs="Arial"/>
+          <w:noProof/>
+          <w:sz w:val="24"/>
+          <w:szCs w:val="24"/>
+        </w:rPr>
+      </w:pPr>
+    </w:p>
+    <w:p>
+      <w:pPr>
+        <w:ind w:firstLine="720"/>
+        <w:rPr>
+          <w:rFonts w:ascii="Arial" w:hAnsi="Arial" w:cs="Arial"/>
+          <w:noProof/>
+          <w:sz w:val="24"/>
+          <w:szCs w:val="24"/>
+        </w:rPr>
+      </w:pPr>
+    </w:p>
+    <w:p>
+      <w:pPr>
+        <w:ind w:firstLine="720"/>
+        <w:rPr>
+          <w:rFonts w:ascii="Arial" w:hAnsi="Arial" w:cs="Arial"/>
+          <w:noProof/>
+          <w:sz w:val="24"/>
+          <w:szCs w:val="24"/>
+        </w:rPr>
+      </w:pPr>
+    </w:p>
+    <w:p>
+      <w:pPr>
+        <w:ind w:firstLine="720"/>
+        <w:rPr>
+          <w:rFonts w:ascii="Arial" w:hAnsi="Arial" w:cs="Arial"/>
+          <w:noProof/>
+          <w:sz w:val="24"/>
+          <w:szCs w:val="24"/>
+        </w:rPr>
+      </w:pPr>
+    </w:p>
+    <w:p>
+      <w:pPr>
+        <w:ind w:firstLine="720"/>
+        <w:rPr>
+          <w:rFonts w:ascii="Arial" w:hAnsi="Arial" w:cs="Arial"/>
+          <w:noProof/>
+          <w:sz w:val="24"/>
+          <w:szCs w:val="24"/>
+        </w:rPr>
+      </w:pPr>
+    </w:p>
+    <w:p>
+      <w:pPr>
+        <w:pStyle w:val="ListParagraph"/>
+        <w:numPr>
+          <w:ilvl w:val="0"/>
+          <w:numId w:val="2"/>
+        </w:numPr>
+        <w:rPr>
+          <w:rFonts w:ascii="Arial" w:hAnsi="Arial" w:cs="Arial"/>
+          <w:b/>
+          <w:bCs/>
+          <w:noProof/>
+          <w:sz w:val="24"/>
+          <w:szCs w:val="24"/>
+        </w:rPr>
+      </w:pPr>
+      <w:r>
+        <w:rPr>
+          <w:rFonts w:ascii="Arial" w:hAnsi="Arial" w:cs="Arial"/>
+          <w:b/>
+          <w:bCs/>
+          <w:noProof/>
+          <w:sz w:val="24"/>
+          <w:szCs w:val="24"/>
+        </w:rPr>
+        <w:lastRenderedPageBreak/>
+        <w:t>Linear Regression</w:t>
+      </w:r>
+    </w:p>
+    <w:p>
+      <w:pPr>
+        <w:ind w:left="360" w:firstLine="360"/>
+        <w:rPr>
+          <w:rFonts w:ascii="Arial" w:hAnsi="Arial" w:cs="Arial"/>
+          <w:noProof/>
+          <w:sz w:val="24"/>
+          <w:szCs w:val="24"/>
+        </w:rPr>
+      </w:pPr>
+      <w:r>
+        <w:rPr>
+          <w:rFonts w:ascii="Arial" w:hAnsi="Arial" w:cs="Arial"/>
+          <w:noProof/>
+          <w:sz w:val="24"/>
+          <w:szCs w:val="24"/>
+        </w:rPr>
+        <w:t xml:space="preserve">Now, we try to fit our dataset onto the ‘SalePrice’ column. We use the imputed dataset and take log for the feature ‘LotArea’, since the number for this is magnitudes larger than other feature values. </w:t>
+      </w:r>
+    </w:p>
+    <w:p>
+      <w:pPr>
+        <w:ind w:left="360"/>
+        <w:rPr>
+          <w:rFonts w:ascii="Arial" w:hAnsi="Arial" w:cs="Arial"/>
+          <w:noProof/>
+          <w:sz w:val="24"/>
+          <w:szCs w:val="24"/>
+        </w:rPr>
+      </w:pPr>
+      <w:r>
+        <w:rPr>
+          <w:rFonts w:ascii="Arial" w:hAnsi="Arial" w:cs="Arial"/>
+          <w:noProof/>
+          <w:sz w:val="24"/>
+          <w:szCs w:val="24"/>
+        </w:rPr>
+        <w:drawing>
+          <wp:inline distT="0" distB="0" distL="0" distR="0" wp14:anchorId="34DEC35E" wp14:editId="60F9B933">
+            <wp:extent cx="3572374" cy="2172003"/>
+            <wp:effectExtent l="0" t="0" r="9525" b="0"/>
+            <wp:docPr id="10" name="Picture 10"/>
+            <wp:cNvGraphicFramePr>
+              <a:graphicFrameLocks xmlns:a="http://schemas.openxmlformats.org/drawingml/2006/main" noChangeAspect="1"/>
+            </wp:cNvGraphicFramePr>
+            <a:graphic xmlns:a="http://schemas.openxmlformats.org/drawingml/2006/main">
+              <a:graphicData uri="http://schemas.openxmlformats.org/drawingml/2006/picture">
+                <pic:pic xmlns:pic="http://schemas.openxmlformats.org/drawingml/2006/picture">
+                  <pic:nvPicPr>
+                    <pic:cNvPr id="1" name=""/>
+                    <pic:cNvPicPr/>
+                  </pic:nvPicPr>
+                  <pic:blipFill>
+                    <a:blip r:embed="rId13"/>
+                    <a:stretch>
+                      <a:fillRect/>
+                    </a:stretch>
+                  </pic:blipFill>
+                  <pic:spPr>
+                    <a:xfrm>
+                      <a:off x="0" y="0"/>
+                      <a:ext cx="3572374" cy="2172003"/>
+                    </a:xfrm>
+                    <a:prstGeom prst="rect">
+                      <a:avLst/>
+                    </a:prstGeom>
+                  </pic:spPr>
+                </pic:pic>
+              </a:graphicData>
+            </a:graphic>
+          </wp:inline>
+        </w:drawing>
+      </w:r>
+    </w:p>
+    <w:p>
+      <w:pPr>
+        <w:ind w:left="360"/>
+        <w:rPr>
+          <w:noProof/>
+        </w:rPr>
+      </w:pPr>
+      <w:r>
+        <w:rPr>
+          <w:rFonts w:ascii="Arial" w:hAnsi="Arial" w:cs="Arial"/>
+          <w:noProof/>
+          <w:sz w:val="24"/>
+          <w:szCs w:val="24"/>
+        </w:rPr>
+        <w:tab/>
+        <w:t xml:space="preserve">For our first </w:t>
+      </w:r>
+      <w:r>
+        <w:rPr>
+          <w:rFonts w:ascii="Arial" w:hAnsi="Arial" w:cs="Arial"/>
+          <w:noProof/>
+          <w:sz w:val="24"/>
+          <w:szCs w:val="24"/>
+        </w:rPr>
+        <w:t>trial, we use linear regression on all 79 features. We split the train dataset into train and test dataset for this regression and all other models below. We calculate the error with the formula in the Kaggle competition and the R2 score for comparison between models.</w:t>
+      </w:r>
+      <w:r>
+        <w:rPr>
+          <w:noProof/>
+        </w:rPr>
+        <w:t xml:space="preserve"> </w:t>
+      </w:r>
+      <w:r>
+        <w:rPr>
+          <w:rFonts w:ascii="Arial" w:hAnsi="Arial" w:cs="Arial"/>
+          <w:noProof/>
+          <w:sz w:val="24"/>
+          <w:szCs w:val="24"/>
+        </w:rPr>
+        <w:drawing>
+          <wp:inline distT="0" distB="0" distL="0" distR="0" wp14:anchorId="2E4E2D59" wp14:editId="082E8D4C">
+            <wp:extent cx="4839375" cy="2267266"/>
+            <wp:effectExtent l="0" t="0" r="0" b="0"/>
+            <wp:docPr id="11" name="Picture 11"/>
+            <wp:cNvGraphicFramePr>
+              <a:graphicFrameLocks xmlns:a="http://schemas.openxmlformats.org/drawingml/2006/main" noChangeAspect="1"/>
+            </wp:cNvGraphicFramePr>
+            <a:graphic xmlns:a="http://schemas.openxmlformats.org/drawingml/2006/main">
+              <a:graphicData uri="http://schemas.openxmlformats.org/drawingml/2006/picture">
+                <pic:pic xmlns:pic="http://schemas.openxmlformats.org/drawingml/2006/picture">
+                  <pic:nvPicPr>
+                    <pic:cNvPr id="1" name=""/>
+                    <pic:cNvPicPr/>
+                  </pic:nvPicPr>
+                  <pic:blipFill>
+                    <a:blip r:embed="rId14"/>
+                    <a:stretch>
+                      <a:fillRect/>
+                    </a:stretch>
+                  </pic:blipFill>
+                  <pic:spPr>
+                    <a:xfrm>
+                      <a:off x="0" y="0"/>
+                      <a:ext cx="4839375" cy="2267266"/>
+                    </a:xfrm>
+                    <a:prstGeom prst="rect">
+                      <a:avLst/>
+                    </a:prstGeom>
+                  </pic:spPr>
+                </pic:pic>
+              </a:graphicData>
+            </a:graphic>
+          </wp:inline>
+        </w:drawing>
+      </w:r>
+    </w:p>
+    <w:p>
+      <w:pPr>
+        <w:ind w:left="360"/>
+        <w:rPr>
+          <w:rFonts w:ascii="Arial" w:hAnsi="Arial" w:cs="Arial"/>
+          <w:noProof/>
+          <w:sz w:val="24"/>
+          <w:szCs w:val="24"/>
+        </w:rPr>
+      </w:pPr>
+      <w:r>
+        <w:rPr>
+          <w:noProof/>
+        </w:rPr>
+        <w:tab/>
+      </w:r>
+      <w:r>
+        <w:rPr>
+          <w:rFonts w:ascii="Arial" w:hAnsi="Arial" w:cs="Arial"/>
+          <w:noProof/>
+          <w:sz w:val="24"/>
+          <w:szCs w:val="24"/>
+        </w:rPr>
+        <w:t>Our error is high, at around 0.25. This error may be due to highly correlated features and it causes overfitting. We plot a heat map for correlation between features and delete features with correlation over 0.75 or correlation less than -0.75.</w:t>
+      </w:r>
+    </w:p>
+    <w:p>
+      <w:pPr>
+        <w:ind w:left="360"/>
+        <w:rPr>
+          <w:rFonts w:ascii="Arial" w:hAnsi="Arial" w:cs="Arial"/>
+          <w:noProof/>
+          <w:sz w:val="24"/>
+          <w:szCs w:val="24"/>
+        </w:rPr>
+      </w:pPr>
+      <w:r>
+        <w:rPr>
+          <w:rFonts w:ascii="Arial" w:hAnsi="Arial" w:cs="Arial"/>
+          <w:noProof/>
+          <w:sz w:val="24"/>
+          <w:szCs w:val="24"/>
+        </w:rPr>
+        <w:lastRenderedPageBreak/>
+        <w:drawing>
+          <wp:inline distT="0" distB="0" distL="0" distR="0" wp14:anchorId="27F681E2" wp14:editId="71292901">
+            <wp:extent cx="5943600" cy="7027545"/>
+            <wp:effectExtent l="0" t="0" r="0" b="1905"/>
+            <wp:docPr id="12" name="Picture 12"/>
+            <wp:cNvGraphicFramePr>
+              <a:graphicFrameLocks xmlns:a="http://schemas.openxmlformats.org/drawingml/2006/main" noChangeAspect="1"/>
+            </wp:cNvGraphicFramePr>
+            <a:graphic xmlns:a="http://schemas.openxmlformats.org/drawingml/2006/main">
+              <a:graphicData uri="http://schemas.openxmlformats.org/drawingml/2006/picture">
+                <pic:pic xmlns:pic="http://schemas.openxmlformats.org/drawingml/2006/picture">
+                  <pic:nvPicPr>
+                    <pic:cNvPr id="1" name=""/>
+                    <pic:cNvPicPr/>
+                  </pic:nvPicPr>
+                  <pic:blipFill>
+                    <a:blip r:embed="rId15"/>
+                    <a:stretch>
+                      <a:fillRect/>
+                    </a:stretch>
+                  </pic:blipFill>
+                  <pic:spPr>
+                    <a:xfrm>
+                      <a:off x="0" y="0"/>
+                      <a:ext cx="5943600" cy="7027545"/>
+                    </a:xfrm>
+                    <a:prstGeom prst="rect">
+                      <a:avLst/>
+                    </a:prstGeom>
+                  </pic:spPr>
+                </pic:pic>
+              </a:graphicData>
+            </a:graphic>
+          </wp:inline>
+        </w:drawing>
+      </w:r>
+    </w:p>
+    <w:p>
+      <w:pPr>
+        <w:ind w:left="360"/>
+        <w:rPr>
+          <w:rFonts w:ascii="Arial" w:hAnsi="Arial" w:cs="Arial"/>
+          <w:noProof/>
+          <w:sz w:val="24"/>
+          <w:szCs w:val="24"/>
+        </w:rPr>
+      </w:pPr>
+      <w:r>
+        <w:rPr>
+          <w:rFonts w:ascii="Arial" w:hAnsi="Arial" w:cs="Arial"/>
+          <w:noProof/>
+          <w:sz w:val="24"/>
+          <w:szCs w:val="24"/>
+        </w:rPr>
+        <w:tab/>
+        <w:t xml:space="preserve">This analysis removed 10 features. We try using linear regression with the remaining features. </w:t>
+      </w:r>
+    </w:p>
+    <w:p>
+      <w:pPr>
+        <w:ind w:left="360"/>
+        <w:rPr>
+          <w:rFonts w:ascii="Arial" w:hAnsi="Arial" w:cs="Arial"/>
+          <w:noProof/>
+          <w:sz w:val="24"/>
+          <w:szCs w:val="24"/>
+        </w:rPr>
+      </w:pPr>
+      <w:r>
+        <w:rPr>
+          <w:rFonts w:ascii="Arial" w:hAnsi="Arial" w:cs="Arial"/>
+          <w:noProof/>
+          <w:sz w:val="24"/>
+          <w:szCs w:val="24"/>
+        </w:rPr>
+        <w:lastRenderedPageBreak/>
+        <w:drawing>
+          <wp:inline distT="0" distB="0" distL="0" distR="0" wp14:anchorId="2040EDC7" wp14:editId="75EEA44F">
+            <wp:extent cx="4839375" cy="1686160"/>
+            <wp:effectExtent l="0" t="0" r="0" b="9525"/>
+            <wp:docPr id="13" name="Picture 13"/>
+            <wp:cNvGraphicFramePr>
+              <a:graphicFrameLocks xmlns:a="http://schemas.openxmlformats.org/drawingml/2006/main" noChangeAspect="1"/>
+            </wp:cNvGraphicFramePr>
+            <a:graphic xmlns:a="http://schemas.openxmlformats.org/drawingml/2006/main">
+              <a:graphicData uri="http://schemas.openxmlformats.org/drawingml/2006/picture">
+                <pic:pic xmlns:pic="http://schemas.openxmlformats.org/drawingml/2006/picture">
+                  <pic:nvPicPr>
+                    <pic:cNvPr id="1" name=""/>
+                    <pic:cNvPicPr/>
+                  </pic:nvPicPr>
+                  <pic:blipFill>
+                    <a:blip r:embed="rId16"/>
+                    <a:stretch>
+                      <a:fillRect/>
+                    </a:stretch>
+                  </pic:blipFill>
+                  <pic:spPr>
+                    <a:xfrm>
+                      <a:off x="0" y="0"/>
+                      <a:ext cx="4839375" cy="1686160"/>
+                    </a:xfrm>
+                    <a:prstGeom prst="rect">
+                      <a:avLst/>
+                    </a:prstGeom>
+                  </pic:spPr>
+                </pic:pic>
+              </a:graphicData>
+            </a:graphic>
+          </wp:inline>
+        </w:drawing>
+      </w:r>
+    </w:p>
+    <w:p>
+      <w:pPr>
+        <w:ind w:left="360"/>
+        <w:rPr>
+          <w:rFonts w:ascii="Arial" w:hAnsi="Arial" w:cs="Arial"/>
+          <w:noProof/>
+          <w:sz w:val="24"/>
+          <w:szCs w:val="24"/>
+        </w:rPr>
+      </w:pPr>
+      <w:r>
+        <w:rPr>
+          <w:rFonts w:ascii="Arial" w:hAnsi="Arial" w:cs="Arial"/>
+          <w:noProof/>
+          <w:sz w:val="24"/>
+          <w:szCs w:val="24"/>
+        </w:rPr>
+        <w:tab/>
+        <w:t>The error decrease to around 0.2. The R2 score also increased slightly.</w:t>
+      </w:r>
+    </w:p>
+    <w:p>
+      <w:pPr>
+        <w:ind w:left="360"/>
+        <w:rPr>
+          <w:rFonts w:ascii="Arial" w:hAnsi="Arial" w:cs="Arial"/>
+          <w:noProof/>
+          <w:sz w:val="24"/>
+          <w:szCs w:val="24"/>
+        </w:rPr>
+      </w:pPr>
+    </w:p>
+    <w:p>
+      <w:pPr>
+        <w:ind w:left="360"/>
+        <w:rPr>
+          <w:rFonts w:ascii="Arial" w:hAnsi="Arial" w:cs="Arial"/>
+          <w:noProof/>
+          <w:sz w:val="24"/>
+          <w:szCs w:val="24"/>
+        </w:rPr>
+      </w:pPr>
+      <w:r>
+        <w:rPr>
+          <w:rFonts w:ascii="Arial" w:hAnsi="Arial" w:cs="Arial"/>
+          <w:noProof/>
+          <w:sz w:val="24"/>
+          <w:szCs w:val="24"/>
+        </w:rPr>
+        <w:tab/>
+        <w:t>Apart from the linear regression model, we also tried using other models, including decision tree and xgboost tree</w:t>
+      </w:r>
+      <w:r>
+        <w:rPr>
+          <w:rFonts w:ascii="Arial" w:hAnsi="Arial" w:cs="Arial"/>
+          <w:noProof/>
+          <w:sz w:val="24"/>
+          <w:szCs w:val="24"/>
+        </w:rPr>
+        <w:t xml:space="preserve"> </w:t>
+      </w:r>
+      <w:r>
+        <w:rPr>
+          <w:rFonts w:ascii="Arial" w:hAnsi="Arial" w:cs="Arial"/>
+          <w:noProof/>
+          <w:sz w:val="24"/>
+          <w:szCs w:val="24"/>
+        </w:rPr>
+        <w:t>for regression</w:t>
+      </w:r>
+      <w:r>
+        <w:rPr>
+          <w:rFonts w:ascii="Arial" w:hAnsi="Arial" w:cs="Arial"/>
+          <w:noProof/>
+          <w:sz w:val="24"/>
+          <w:szCs w:val="24"/>
+        </w:rPr>
+        <w:t>.</w:t>
+      </w:r>
+    </w:p>
+    <w:p>
+      <w:pPr>
+        <w:ind w:left="360"/>
+        <w:rPr>
+          <w:rFonts w:ascii="Arial" w:hAnsi="Arial" w:cs="Arial"/>
+          <w:noProof/>
+          <w:sz w:val="24"/>
+          <w:szCs w:val="24"/>
+        </w:rPr>
+      </w:pPr>
+      <w:r>
+        <w:rPr>
+          <w:rFonts w:ascii="Arial" w:hAnsi="Arial" w:cs="Arial"/>
+          <w:noProof/>
+          <w:sz w:val="24"/>
+          <w:szCs w:val="24"/>
+        </w:rPr>
+        <w:drawing>
+          <wp:inline distT="0" distB="0" distL="0" distR="0" wp14:anchorId="2B59C37F" wp14:editId="2DADA306">
+            <wp:extent cx="4858428" cy="4810796"/>
+            <wp:effectExtent l="0" t="0" r="0" b="8890"/>
+            <wp:docPr id="14" name="Picture 14"/>
+            <wp:cNvGraphicFramePr>
+              <a:graphicFrameLocks xmlns:a="http://schemas.openxmlformats.org/drawingml/2006/main" noChangeAspect="1"/>
+            </wp:cNvGraphicFramePr>
+            <a:graphic xmlns:a="http://schemas.openxmlformats.org/drawingml/2006/main">
+              <a:graphicData uri="http://schemas.openxmlformats.org/drawingml/2006/picture">
+                <pic:pic xmlns:pic="http://schemas.openxmlformats.org/drawingml/2006/picture">
+                  <pic:nvPicPr>
+                    <pic:cNvPr id="1" name=""/>
+                    <pic:cNvPicPr/>
+                  </pic:nvPicPr>
+                  <pic:blipFill>
+                    <a:blip r:embed="rId17"/>
+                    <a:stretch>
+                      <a:fillRect/>
+                    </a:stretch>
+                  </pic:blipFill>
+                  <pic:spPr>
+                    <a:xfrm>
+                      <a:off x="0" y="0"/>
+                      <a:ext cx="4858428" cy="4810796"/>
+                    </a:xfrm>
+                    <a:prstGeom prst="rect">
+                      <a:avLst/>
+                    </a:prstGeom>
+                  </pic:spPr>
+                </pic:pic>
+              </a:graphicData>
+            </a:graphic>
+          </wp:inline>
+        </w:drawing>
+      </w:r>
+    </w:p>
+    <w:p>
+      <w:pPr>
+        <w:ind w:left="360"/>
+        <w:rPr>
+          <w:rFonts w:ascii="Arial" w:hAnsi="Arial" w:cs="Arial"/>
+          <w:noProof/>
+          <w:sz w:val="24"/>
+          <w:szCs w:val="24"/>
+        </w:rPr>
+      </w:pPr>
+      <w:r>
+        <w:rPr>
+          <w:rFonts w:ascii="Arial" w:hAnsi="Arial" w:cs="Arial"/>
+          <w:noProof/>
+          <w:sz w:val="24"/>
+          <w:szCs w:val="24"/>
+        </w:rPr>
+        <w:tab/>
+        <w:t>The decision tree performed worse than the linear regression estimate, but xgboost performed significantly better, with a lower error and a higher R2 score.</w:t>
+      </w:r>
     </w:p>
     <w:sectPr>
       <w:pgSz w:w="12240" w:h="15840"/>
@@ -152,6 +1483,195 @@
     </w:sectPr>
   </w:body>
 </w:document>
+</file>
+
+<file path=word/numbering.xml><?xml version="1.0" encoding="utf-8"?>
+<w:numbering xmlns:wpc="http://schemas.microsoft.com/office/word/2010/wordprocessingCanvas" xmlns:cx="http://schemas.microsoft.com/office/drawing/2014/chartex" xmlns:cx1="http://schemas.microsoft.com/office/drawing/2015/9/8/chartex" xmlns:cx2="http://schemas.microsoft.com/office/drawing/2015/10/21/chartex" xmlns:cx3="http://schemas.microsoft.com/office/drawing/2016/5/9/chartex" xmlns:cx4="http://schemas.microsoft.com/office/drawing/2016/5/10/chartex" xmlns:cx5="http://schemas.microsoft.com/office/drawing/2016/5/11/chartex" xmlns:cx6="http://schemas.microsoft.com/office/drawing/2016/5/12/chartex" xmlns:cx7="http://schemas.microsoft.com/office/drawing/2016/5/13/chartex" xmlns:cx8="http://schemas.microsoft.com/office/drawing/2016/5/14/chartex" xmlns:mc="http://schemas.openxmlformats.org/markup-compatibility/2006" xmlns:aink="http://schemas.microsoft.com/office/drawing/2016/ink" xmlns:am3d="http://schemas.microsoft.com/office/drawing/2017/model3d" xmlns:o="urn:schemas-microsoft-com:office:office" xmlns:r="http://schemas.openxmlformats.org/officeDocument/2006/relationships" xmlns:m="http://schemas.openxmlformats.org/officeDocument/2006/math" xmlns:v="urn:schemas-microsoft-com:vml" xmlns:wp14="http://schemas.microsoft.com/office/word/2010/wordprocessingDrawing" xmlns:wp="http://schemas.openxmlformats.org/drawingml/2006/wordprocessingDrawing" xmlns:w10="urn:schemas-microsoft-com:office:word" xmlns:w="http://schemas.openxmlformats.org/wordprocessingml/2006/main" xmlns:w14="http://schemas.microsoft.com/office/word/2010/wordml" xmlns:w15="http://schemas.microsoft.com/office/word/2012/wordml" xmlns:w16cex="http://schemas.microsoft.com/office/word/2018/wordml/cex" xmlns:w16cid="http://schemas.microsoft.com/office/word/2016/wordml/cid" xmlns:w16="http://schemas.microsoft.com/office/word/2018/wordml" xmlns:w16sdtdh="http://schemas.microsoft.com/office/word/2020/wordml/sdtdatahash" xmlns:w16se="http://schemas.microsoft.com/office/word/2015/wordml/symex" xmlns:wpg="http://schemas.microsoft.com/office/word/2010/wordprocessingGroup" xmlns:wpi="http://schemas.microsoft.com/office/word/2010/wordprocessingInk" xmlns:wne="http://schemas.microsoft.com/office/word/2006/wordml" xmlns:wps="http://schemas.microsoft.com/office/word/2010/wordprocessingShape" mc:Ignorable="w14 w15 w16se w16cid w16 w16cex w16sdtdh wp14">
+  <w:abstractNum w:abstractNumId="0" w15:restartNumberingAfterBreak="0">
+    <w:nsid w:val="10E56685"/>
+    <w:multiLevelType w:val="hybridMultilevel"/>
+    <w:tmpl w:val="2A6A8E2C"/>
+    <w:lvl w:ilvl="0" w:tplc="0409000F">
+      <w:start w:val="1"/>
+      <w:numFmt w:val="decimal"/>
+      <w:lvlText w:val="%1."/>
+      <w:lvlJc w:val="left"/>
+      <w:pPr>
+        <w:ind w:left="720" w:hanging="360"/>
+      </w:pPr>
+      <w:rPr>
+        <w:rFonts w:hint="default"/>
+      </w:rPr>
+    </w:lvl>
+    <w:lvl w:ilvl="1" w:tplc="04090019">
+      <w:start w:val="1"/>
+      <w:numFmt w:val="lowerLetter"/>
+      <w:lvlText w:val="%2."/>
+      <w:lvlJc w:val="left"/>
+      <w:pPr>
+        <w:ind w:left="1440" w:hanging="360"/>
+      </w:pPr>
+    </w:lvl>
+    <w:lvl w:ilvl="2" w:tplc="0409001B">
+      <w:start w:val="1"/>
+      <w:numFmt w:val="lowerRoman"/>
+      <w:lvlText w:val="%3."/>
+      <w:lvlJc w:val="right"/>
+      <w:pPr>
+        <w:ind w:left="2160" w:hanging="180"/>
+      </w:pPr>
+    </w:lvl>
+    <w:lvl w:ilvl="3" w:tplc="0409000F">
+      <w:start w:val="1"/>
+      <w:numFmt w:val="decimal"/>
+      <w:lvlText w:val="%4."/>
+      <w:lvlJc w:val="left"/>
+      <w:pPr>
+        <w:ind w:left="2880" w:hanging="360"/>
+      </w:pPr>
+    </w:lvl>
+    <w:lvl w:ilvl="4" w:tplc="04090019">
+      <w:start w:val="1"/>
+      <w:numFmt w:val="lowerLetter"/>
+      <w:lvlText w:val="%5."/>
+      <w:lvlJc w:val="left"/>
+      <w:pPr>
+        <w:ind w:left="3600" w:hanging="360"/>
+      </w:pPr>
+    </w:lvl>
+    <w:lvl w:ilvl="5" w:tplc="0409001B">
+      <w:start w:val="1"/>
+      <w:numFmt w:val="lowerRoman"/>
+      <w:lvlText w:val="%6."/>
+      <w:lvlJc w:val="right"/>
+      <w:pPr>
+        <w:ind w:left="4320" w:hanging="180"/>
+      </w:pPr>
+    </w:lvl>
+    <w:lvl w:ilvl="6" w:tplc="0409000F" w:tentative="1">
+      <w:start w:val="1"/>
+      <w:numFmt w:val="decimal"/>
+      <w:lvlText w:val="%7."/>
+      <w:lvlJc w:val="left"/>
+      <w:pPr>
+        <w:ind w:left="5040" w:hanging="360"/>
+      </w:pPr>
+    </w:lvl>
+    <w:lvl w:ilvl="7" w:tplc="04090019" w:tentative="1">
+      <w:start w:val="1"/>
+      <w:numFmt w:val="lowerLetter"/>
+      <w:lvlText w:val="%8."/>
+      <w:lvlJc w:val="left"/>
+      <w:pPr>
+        <w:ind w:left="5760" w:hanging="360"/>
+      </w:pPr>
+    </w:lvl>
+    <w:lvl w:ilvl="8" w:tplc="0409001B" w:tentative="1">
+      <w:start w:val="1"/>
+      <w:numFmt w:val="lowerRoman"/>
+      <w:lvlText w:val="%9."/>
+      <w:lvlJc w:val="right"/>
+      <w:pPr>
+        <w:ind w:left="6480" w:hanging="180"/>
+      </w:pPr>
+    </w:lvl>
+  </w:abstractNum>
+  <w:abstractNum w:abstractNumId="1" w15:restartNumberingAfterBreak="0">
+    <w:nsid w:val="58DB1DED"/>
+    <w:multiLevelType w:val="hybridMultilevel"/>
+    <w:tmpl w:val="A56E0ED4"/>
+    <w:lvl w:ilvl="0" w:tplc="1F7ADC80">
+      <w:start w:val="1"/>
+      <w:numFmt w:val="decimal"/>
+      <w:lvlText w:val="%1)"/>
+      <w:lvlJc w:val="left"/>
+      <w:pPr>
+        <w:ind w:left="1080" w:hanging="360"/>
+      </w:pPr>
+      <w:rPr>
+        <w:rFonts w:hint="default"/>
+      </w:rPr>
+    </w:lvl>
+    <w:lvl w:ilvl="1" w:tplc="04090019" w:tentative="1">
+      <w:start w:val="1"/>
+      <w:numFmt w:val="lowerLetter"/>
+      <w:lvlText w:val="%2."/>
+      <w:lvlJc w:val="left"/>
+      <w:pPr>
+        <w:ind w:left="1800" w:hanging="360"/>
+      </w:pPr>
+    </w:lvl>
+    <w:lvl w:ilvl="2" w:tplc="0409001B" w:tentative="1">
+      <w:start w:val="1"/>
+      <w:numFmt w:val="lowerRoman"/>
+      <w:lvlText w:val="%3."/>
+      <w:lvlJc w:val="right"/>
+      <w:pPr>
+        <w:ind w:left="2520" w:hanging="180"/>
+      </w:pPr>
+    </w:lvl>
+    <w:lvl w:ilvl="3" w:tplc="0409000F" w:tentative="1">
+      <w:start w:val="1"/>
+      <w:numFmt w:val="decimal"/>
+      <w:lvlText w:val="%4."/>
+      <w:lvlJc w:val="left"/>
+      <w:pPr>
+        <w:ind w:left="3240" w:hanging="360"/>
+      </w:pPr>
+    </w:lvl>
+    <w:lvl w:ilvl="4" w:tplc="04090019" w:tentative="1">
+      <w:start w:val="1"/>
+      <w:numFmt w:val="lowerLetter"/>
+      <w:lvlText w:val="%5."/>
+      <w:lvlJc w:val="left"/>
+      <w:pPr>
+        <w:ind w:left="3960" w:hanging="360"/>
+      </w:pPr>
+    </w:lvl>
+    <w:lvl w:ilvl="5" w:tplc="0409001B" w:tentative="1">
+      <w:start w:val="1"/>
+      <w:numFmt w:val="lowerRoman"/>
+      <w:lvlText w:val="%6."/>
+      <w:lvlJc w:val="right"/>
+      <w:pPr>
+        <w:ind w:left="4680" w:hanging="180"/>
+      </w:pPr>
+    </w:lvl>
+    <w:lvl w:ilvl="6" w:tplc="0409000F" w:tentative="1">
+      <w:start w:val="1"/>
+      <w:numFmt w:val="decimal"/>
+      <w:lvlText w:val="%7."/>
+      <w:lvlJc w:val="left"/>
+      <w:pPr>
+        <w:ind w:left="5400" w:hanging="360"/>
+      </w:pPr>
+    </w:lvl>
+    <w:lvl w:ilvl="7" w:tplc="04090019" w:tentative="1">
+      <w:start w:val="1"/>
+      <w:numFmt w:val="lowerLetter"/>
+      <w:lvlText w:val="%8."/>
+      <w:lvlJc w:val="left"/>
+      <w:pPr>
+        <w:ind w:left="6120" w:hanging="360"/>
+      </w:pPr>
+    </w:lvl>
+    <w:lvl w:ilvl="8" w:tplc="0409001B" w:tentative="1">
+      <w:start w:val="1"/>
+      <w:numFmt w:val="lowerRoman"/>
+      <w:lvlText w:val="%9."/>
+      <w:lvlJc w:val="right"/>
+      <w:pPr>
+        <w:ind w:left="6840" w:hanging="180"/>
+      </w:pPr>
+    </w:lvl>
+  </w:abstractNum>
+  <w:num w:numId="1">
+    <w:abstractNumId w:val="1"/>
+  </w:num>
+  <w:num w:numId="2">
+    <w:abstractNumId w:val="0"/>
+  </w:num>
+</w:numbering>
 </file>
 
 <file path=word/styles.xml><?xml version="1.0" encoding="utf-8"?>
@@ -580,6 +2100,17 @@
     <w:semiHidden/>
     <w:unhideWhenUsed/>
   </w:style>
+  <w:style w:type="paragraph" w:styleId="ListParagraph">
+    <w:name w:val="List Paragraph"/>
+    <w:basedOn w:val="Normal"/>
+    <w:uiPriority w:val="34"/>
+    <w:qFormat/>
+    <w:rsid w:val="00F41914"/>
+    <w:pPr>
+      <w:ind w:left="720"/>
+      <w:contextualSpacing/>
+    </w:pPr>
+  </w:style>
 </w:styles>
 </file>
 
@@ -876,4 +2407,16 @@
     </a:ext>
   </a:extLst>
 </a:theme>
+</file>
+
+<file path=customXml/item1.xml><?xml version="1.0" encoding="utf-8"?>
+<b:Sources xmlns:b="http://schemas.openxmlformats.org/officeDocument/2006/bibliography" xmlns="http://schemas.openxmlformats.org/officeDocument/2006/bibliography" SelectedStyle="\APASixthEditionOfficeOnline.xsl" StyleName="APA" Version="6"/>
+</file>
+
+<file path=customXml/itemProps1.xml><?xml version="1.0" encoding="utf-8"?>
+<ds:datastoreItem xmlns:ds="http://schemas.openxmlformats.org/officeDocument/2006/customXml" ds:itemID="{91C3F7E6-AA9B-4FCA-A6CA-0AFE46B526F4}">
+  <ds:schemaRefs>
+    <ds:schemaRef ds:uri="http://schemas.openxmlformats.org/officeDocument/2006/bibliography"/>
+  </ds:schemaRefs>
+</ds:datastoreItem>
 </file>